--- a/companies/ashcombe-advisory/Engagements/Kirby-Taylor/2022.06.27 - Status Report - Kirby-Taylor v2 FINAL.docx
+++ b/companies/ashcombe-advisory/Engagements/Kirby-Taylor/2022.06.27 - Status Report - Kirby-Taylor v2 FINAL.docx
@@ -10,17 +10,149 @@
         <w:t>Status Report: Media Relations Program for Kirby-Taylor</w:t>
       </w:r>
     </w:p>
+    <w:tbl>
+      <w:tblPr>
+        <w:tblStyle w:val="TableGrid"/>
+        <w:tblW w:type="auto" w:w="0"/>
+        <w:tblLook w:firstColumn="1" w:firstRow="1" w:lastColumn="0" w:lastRow="0" w:noHBand="0" w:noVBand="1" w:val="04A0"/>
+      </w:tblPr>
+      <w:tblGrid>
+        <w:gridCol w:w="4320"/>
+        <w:gridCol w:w="4320"/>
+      </w:tblGrid>
+      <w:tr>
+        <w:tc>
+          <w:tcPr>
+            <w:tcW w:type="dxa" w:w="4320"/>
+          </w:tcPr>
+          <w:p>
+            <w:r>
+              <w:rPr>
+                <w:b/>
+              </w:rPr>
+              <w:t>Field</w:t>
+            </w:r>
+          </w:p>
+        </w:tc>
+        <w:tc>
+          <w:tcPr>
+            <w:tcW w:type="dxa" w:w="4320"/>
+          </w:tcPr>
+          <w:p>
+            <w:r>
+              <w:rPr>
+                <w:b/>
+              </w:rPr>
+              <w:t>Detail</w:t>
+            </w:r>
+          </w:p>
+        </w:tc>
+      </w:tr>
+      <w:tr>
+        <w:tc>
+          <w:tcPr>
+            <w:tcW w:type="dxa" w:w="4320"/>
+          </w:tcPr>
+          <w:p>
+            <w:r>
+              <w:t>Engagement</w:t>
+            </w:r>
+          </w:p>
+        </w:tc>
+        <w:tc>
+          <w:tcPr>
+            <w:tcW w:type="dxa" w:w="4320"/>
+          </w:tcPr>
+          <w:p>
+            <w:r>
+              <w:t>Media Relations Program</w:t>
+            </w:r>
+          </w:p>
+        </w:tc>
+      </w:tr>
+      <w:tr>
+        <w:tc>
+          <w:tcPr>
+            <w:tcW w:type="dxa" w:w="4320"/>
+          </w:tcPr>
+          <w:p>
+            <w:r>
+              <w:t>Client</w:t>
+            </w:r>
+          </w:p>
+        </w:tc>
+        <w:tc>
+          <w:tcPr>
+            <w:tcW w:type="dxa" w:w="4320"/>
+          </w:tcPr>
+          <w:p>
+            <w:r>
+              <w:t>Kirby-Taylor</w:t>
+            </w:r>
+          </w:p>
+        </w:tc>
+      </w:tr>
+      <w:tr>
+        <w:tc>
+          <w:tcPr>
+            <w:tcW w:type="dxa" w:w="4320"/>
+          </w:tcPr>
+          <w:p>
+            <w:r>
+              <w:t>Prepared by</w:t>
+            </w:r>
+          </w:p>
+        </w:tc>
+        <w:tc>
+          <w:tcPr>
+            <w:tcW w:type="dxa" w:w="4320"/>
+          </w:tcPr>
+          <w:p>
+            <w:r>
+              <w:t>Laura Bradley, Senior Associate, Ashcombe Advisory Partners</w:t>
+            </w:r>
+          </w:p>
+        </w:tc>
+      </w:tr>
+      <w:tr>
+        <w:tc>
+          <w:tcPr>
+            <w:tcW w:type="dxa" w:w="4320"/>
+          </w:tcPr>
+          <w:p>
+            <w:r>
+              <w:t>Stage</w:t>
+            </w:r>
+          </w:p>
+        </w:tc>
+        <w:tc>
+          <w:tcPr>
+            <w:tcW w:type="dxa" w:w="4320"/>
+          </w:tcPr>
+          <w:p>
+            <w:r>
+              <w:t>Midpoint of the engagement</w:t>
+            </w:r>
+          </w:p>
+        </w:tc>
+      </w:tr>
+    </w:tbl>
     <w:p>
       <w:pPr>
         <w:pStyle w:val="Heading2"/>
       </w:pPr>
       <w:r>
-        <w:t>Summary</w:t>
+        <w:t>Where things stand</w:t>
       </w:r>
     </w:p>
     <w:p>
       <w:r>
-        <w:t>The media relations program for Kirby-Taylor is at its midpoint and on plan. When we set out, the aim was to move the company from being described in narrow operational terms to being understood on its own strategic footing, and to do it through a single, well-timed announcement rather than a scatter of loose activity. Halfway in, the core messages are settled, the media list is final, and the announcement has a locked date that the outreach is now built around. The work has shifted from design to execution, which is exactly where it should be at this stage. The engagement is tracking within the budget of $46,000 agreed at the outset, and nothing in the period has changed the direction of the program or the shape of the announcement.</w:t>
+        <w:t>We have reached the midpoint of the media program, and I am pleased to report it is on plan. The first half was about building the pieces: the message framework, the fact sheet, and a clear read on where the coverage stands today. Those are done, and the work is turning now from preparation to contact.</w:t>
+      </w:r>
+    </w:p>
+    <w:p>
+      <w:r>
+        <w:t>What follows sets out what this period produced, what comes next, where the budget sits, and the few risks I am watching. None of it changes the course we set when we started.</w:t>
       </w:r>
     </w:p>
     <w:p>
@@ -28,22 +160,54 @@
         <w:pStyle w:val="Heading2"/>
       </w:pPr>
       <w:r>
-        <w:t>Accomplishments This Period</w:t>
+        <w:t>What we accomplished this period</w:t>
       </w:r>
     </w:p>
     <w:p>
       <w:r>
-        <w:t>The messages are settled. The first draft went through a single substantive revision, on the leadership line, which read as more defensive than the situation calls for; on a sensitive point that is the phrasing a reporter reaches for rather than the substance behind it, and it was worth the extra pass. The shorter version has since been confirmed as the one your leadership prefers. With that resolved, the messaging is approved in substance and awaits only the final written sign-off, which we expect within the week.</w:t>
+        <w:t>Most of the effort went into the foundation. With Kimberly Le, we built a baseline of current coverage and found the story about Kirby-Taylor to be accurate but thin, which is the opening we had hoped for. The message framework is drafted around that gap and is now with your team for final marks.</w:t>
       </w:r>
     </w:p>
     <w:p>
       <w:r>
-        <w:t>Kimberly Le completed a full read of the last year of coverage, and it gave us a clear, and frankly unflattering, baseline. The company is described almost entirely in operational terms, with little of the strategic framing the program is meant to establish. That read did more than confirm a problem we already suspected. It showed us which outlets and which individual reporters have been shaping the current picture, and it is the direct reason we are choosing to open with a small number of briefings rather than a broad push to the full list.</w:t>
+        <w:t>Melissa Zimmerman completed the fact sheet, with every figure traced to a filing or to your written confirmation, so the numbers that reach reporters will match the record. The same figures now run through the message points and the press packet, which keeps one set of numbers across everything the firm sends on Kirby-Taylor's behalf.</w:t>
       </w:r>
     </w:p>
     <w:p>
       <w:r>
-        <w:t>On logistics, Melissa Zimmerman has the media list complete and the outreach schedule built back from the announcement date, which is now locked. Two outlets your team asked us to add are the only open items on the list, and neither affects the timeline. Spokesperson preparation is underway, and the written quotes and the anticipated questions are drafted and ready to rehearse. Your team has been quick with everything we have asked for, which is a good part of the reason we are on the date we are. The pieces that take the longest to build are built; the second half of the program is about using them well.</w:t>
+        <w:t>The working rhythm with your team has settled as well. Material that carries the firm's name clears through your office before it goes anywhere, and the turnaround has been quick enough that approvals have not held the work up. It is a small thing, but it is the kind of habit that pays off once the pace picks up.</w:t>
+      </w:r>
+    </w:p>
+    <w:p>
+      <w:pPr>
+        <w:pStyle w:val="ListBullet"/>
+      </w:pPr>
+      <w:r>
+        <w:t>A coverage baseline that maps where and how the company is being written about today.</w:t>
+      </w:r>
+    </w:p>
+    <w:p>
+      <w:pPr>
+        <w:pStyle w:val="ListBullet"/>
+      </w:pPr>
+      <w:r>
+        <w:t>A message framework, drafted and in review, that gives reporters a clearer story than the one they assemble on their own.</w:t>
+      </w:r>
+    </w:p>
+    <w:p>
+      <w:pPr>
+        <w:pStyle w:val="ListBullet"/>
+      </w:pPr>
+      <w:r>
+        <w:t>A locked fact sheet, every figure sourced, feeding the message points and the press packet.</w:t>
+      </w:r>
+    </w:p>
+    <w:p>
+      <w:pPr>
+        <w:pStyle w:val="ListBullet"/>
+      </w:pPr>
+      <w:r>
+        <w:t>A first media list, taking shape around the outlets that already follow the company.</w:t>
       </w:r>
     </w:p>
     <w:p>
@@ -51,22 +215,54 @@
         <w:pStyle w:val="Heading2"/>
       </w:pPr>
       <w:r>
-        <w:t>Upcoming Work</w:t>
+        <w:t>The work ahead</w:t>
       </w:r>
     </w:p>
     <w:p>
       <w:r>
-        <w:t>The coming weeks are execution rather than new material. We will open with quiet, early conversations with the two reporters Kimberly Le identified, so that the wider announcement lands against a picture we have already begun to move rather than a cold start. I will finish preparing your spokesperson this week, so that the written quotes and the answers given live under questioning sound like one voice and not two. Melissa Zimmerman will run the outreach to the agreed schedule and keep the list and the timing current as the date approaches.</w:t>
+        <w:t>The second half turns from building to reaching out. We will finish the media list, brief your spokesperson against the approved framework, and begin measured contact with the outlets that matter most. We will work in a deliberate order, not open every outlet at once.</w:t>
       </w:r>
     </w:p>
     <w:p>
       <w:r>
-        <w:t>Through the announcement window itself we will stay close and reachable, watch the coverage as it appears, and be ready to move quickly if a story needs a correction or a prompt follow-up. We will keep the status thread running as the single written record of every decision, so that no one on either side is ever acting on an old version of the messages. If the schedule needs to flex around something on your side, we would far rather hear it early than work around it late.</w:t>
+        <w:t>We plan to lead with the two trade outlets already covering the company, where a good first conversation does the most for the wider effort, and then broaden from there. Kimberly Le will manage the outreach, and I will sit in on the early calls so the framework holds from the first one.</w:t>
       </w:r>
     </w:p>
     <w:p>
       <w:r>
-        <w:t>We will also give you a short read after the first briefings, before the wider outreach opens, so that if either conversation tells us something we did not expect we can adjust while it is still cheap to do so. My expectation is that it confirms the plan, but the point of going quietly first is to leave ourselves that room.</w:t>
+        <w:t>We will also begin to measure. From the first outreach on, Melissa Zimmerman and Kimberly Le will track coverage against the baseline, so that by the close of the program we can show you where the story about the company has moved, not only how much work went into it. That is the report I want to be able to give you at the end.</w:t>
+      </w:r>
+    </w:p>
+    <w:p>
+      <w:pPr>
+        <w:pStyle w:val="ListBullet"/>
+      </w:pPr>
+      <w:r>
+        <w:t>Finish and circulate the media list for your review.</w:t>
+      </w:r>
+    </w:p>
+    <w:p>
+      <w:pPr>
+        <w:pStyle w:val="ListBullet"/>
+      </w:pPr>
+      <w:r>
+        <w:t>Brief the spokesperson using the approved framework.</w:t>
+      </w:r>
+    </w:p>
+    <w:p>
+      <w:pPr>
+        <w:pStyle w:val="ListBullet"/>
+      </w:pPr>
+      <w:r>
+        <w:t>Open contact with the priority outlets, then broaden the list.</w:t>
+      </w:r>
+    </w:p>
+    <w:p>
+      <w:pPr>
+        <w:pStyle w:val="ListBullet"/>
+      </w:pPr>
+      <w:r>
+        <w:t>Track coverage against the baseline, so we can show movement rather than just activity.</w:t>
       </w:r>
     </w:p>
     <w:p>
@@ -74,17 +270,54 @@
         <w:pStyle w:val="Heading2"/>
       </w:pPr>
       <w:r>
-        <w:t>Risks</w:t>
+        <w:t>The budget</w:t>
       </w:r>
     </w:p>
     <w:p>
       <w:r>
-        <w:t>Two risks are worth naming plainly. The first is message discipline. With the language settled, the natural temptation is to begin using it more freely than the sequence allows, and holding to the agreed order matters more now, as outreach begins, than it did while we were still drafting. The second is timing. An announcement can always be overtaken by a leak or by a development none of us controls, and while nothing suggests that today, it is the reason we keep the messages agreed and the spokesperson ready rather than waiting to be asked. Neither risk is a concern at present. The program remains within the $46,000 budget, and I do not expect that to change on the current scope.</w:t>
+        <w:t>The program is tracking within its fixed fee of $46,000, and the first half came in on the effort we scoped. The building phase is the heavier one, and the outreach ahead should sit comfortably inside the fee. If something outside the plan comes up, such as a fast-moving story that needs a full response, I will flag it and agree it with you before we take it on.</w:t>
+      </w:r>
+    </w:p>
+    <w:p>
+      <w:pPr>
+        <w:pStyle w:val="Heading2"/>
+      </w:pPr>
+      <w:r>
+        <w:t>Risks we are watching</w:t>
       </w:r>
     </w:p>
     <w:p>
       <w:r>
-        <w:t>I am glad to walk any of this through in more detail whenever it is useful to you. Prepared by Laura Bradley.</w:t>
+        <w:t>Three things are worth naming now, while each is still small. None threatens the program, and each has a plan sitting against it.</w:t>
+      </w:r>
+    </w:p>
+    <w:p>
+      <w:pPr>
+        <w:pStyle w:val="ListBullet"/>
+      </w:pPr>
+      <w:r>
+        <w:t>Timing of the first outreach. It lands only if the moment is right, and we will judge that with you rather than fix it to the calendar.</w:t>
+      </w:r>
+    </w:p>
+    <w:p>
+      <w:pPr>
+        <w:pStyle w:val="ListBullet"/>
+      </w:pPr>
+      <w:r>
+        <w:t>Consistency of the message. Several people may end up speaking for the company, so the framework and a short spokesperson briefing are there to keep everyone on the same story.</w:t>
+      </w:r>
+    </w:p>
+    <w:p>
+      <w:pPr>
+        <w:pStyle w:val="ListBullet"/>
+      </w:pPr>
+      <w:r>
+        <w:t>A change in the numbers. If a figure moves before we go public, Melissa Zimmerman will reconcile it and reissue the fact sheet the same day, so nothing stale reaches a reporter.</w:t>
+      </w:r>
+    </w:p>
+    <w:p>
+      <w:r>
+        <w:t>The one thing that would help most before the next period is your team's marks on the message framework, which unlock both the media list and the spokesperson briefing. I will send a note to set a time to walk through this report, and we can confirm the outreach sequence then.</w:t>
       </w:r>
     </w:p>
     <w:sectPr>
